--- a/documents/generated/opieka.docx
+++ b/documents/generated/opieka.docx
@@ -12,7 +12,7 @@
     </w:p>
     <w:p>
       <w:r>
-        <w:t>Projekt do uzgodnienia • wersja 1.0</w:t>
+        <w:t>Projekt do uzgodnienia • wersja 1.1</w:t>
       </w:r>
     </w:p>
     <w:p>
@@ -61,7 +61,7 @@
     </w:p>
     <w:p>
       <w:r>
-        <w:t>Miesięczna opłata wynosi 899,00 zł, ceny [Sposób podania cen]. Status VAT i fakturowanie: [Status VAT i sposób fakturowania]. Termin zapłaty faktury: [Termin zapłaty faktury (dni)] dni. Rachunek płatności: [Rachunek płatności]. Pierwszy i ostatni okres oraz początek naliczania: [Początek naliczania abonamentu]. Jednorazowe wdrożenie nie jest objęte abonamentem.</w:t>
+        <w:t>Miesięczna opłata wynosi [Miesięczny abonament (kwota i waluta)], ceny brutto. Status VAT i fakturowanie: [Status VAT i sposób fakturowania]. Termin zapłaty faktury: [Termin zapłaty faktury (dni)] dni. Rachunek płatności: [Rachunek płatności]. Pierwszy i ostatni okres oraz początek naliczania: [Początek naliczania abonamentu]. Jednorazowe wdrożenie nie jest objęte abonamentem.</w:t>
       </w:r>
     </w:p>
     <w:p>
@@ -80,6 +80,11 @@
     <w:p>
       <w:r>
         <w:t>Wiadomości długie lub zawierające określone znaki mogą składać się z kilku płatnych części. Pomiar zużycia opiera się na zestawieniach systemu i dostawców, z możliwością wyjaśnienia rozbieżności. Zasady przenoszenia niewykorzystanego pakietu i działania po jego wyczerpaniu: [Działanie po wyczerpaniu pakietu].</w:t>
+      </w:r>
+    </w:p>
+    <w:p>
+      <w:r>
+        <w:t>Sposób pomiaru i rozliczania: [Sposób liczenia minut i SMS].</w:t>
       </w:r>
     </w:p>
     <w:p>
@@ -176,7 +181,7 @@
       <w:pStyle w:val="Footer"/>
     </w:pPr>
     <w:r>
-      <w:t xml:space="preserve">WZÓR B2B • PROJEKT DO UZGODNIENIA • WERSJA 1.0  |  </w:t>
+      <w:t xml:space="preserve">WZÓR B2B • PROJEKT DO UZGODNIENIA • WERSJA 1.1  |  </w:t>
     </w:r>
     <w:fldSimple w:instr="PAGE"/>
   </w:p>

--- a/documents/generated/opieka.docx
+++ b/documents/generated/opieka.docx
@@ -12,12 +12,12 @@
     </w:p>
     <w:p>
       <w:r>
-        <w:t>Projekt do uzgodnienia • wersja 1.1</w:t>
+        <w:t>Projekt do uzgodnienia • wersja 1.2</w:t>
       </w:r>
     </w:p>
     <w:p>
       <w:r>
-        <w:t>Wzór dla relacji między przedsiębiorcami. Przed podpisaniem potwierdź rzeczywistego wykonawcę i jego reprezentację. Jeżeli klientowi przysługują uprawnienia konsumenckie, dokument wymaga odpowiedniego dostosowania. Wybór modelu Kozbud i rozliczenie pracy Dawida pozostają odrębnymi ustaleniami. Uzupełnij wszystkie limity, czasy reakcji i zasady przekroczeń; sama kwota 899 zł nie określa tych parametrów.</w:t>
+        <w:t>Wzór dla relacji między przedsiębiorcami. Przed podpisaniem potwierdź rzeczywistego wykonawcę i jego reprezentację. Jeżeli klientowi przysługują uprawnienia konsumenckie, dokument wymaga odpowiedniego dostosowania. Wybór modelu Kozbud i rozliczenie pracy Dawida pozostają odrębnymi ustaleniami. Uzupełnij wszystkie limity, czasy reakcji i zasady przekroczeń; sama kwota abonamentu nie określa tych parametrów.</w:t>
       </w:r>
     </w:p>
     <w:p>
@@ -30,7 +30,7 @@
     </w:p>
     <w:p>
       <w:r>
-        <w:t>Zawarto w [Miejscowość podpisania] dnia [Data dokumentu] pomiędzy: [Pełna nazwa prawna wykonawcy], adres: [Adres wykonawcy], NIP: 6272742701, reprezentacja: [Osoba reprezentująca wykonawcę i podstawa umocowania], e-mail: kontakt@dawkoz.com, dalej „Wykonawca”, a [Pełna nazwa zamawiającego], adres: [Adres zamawiającego], NIP: [NIP zamawiającego], reprezentacja: [Reprezentant zamawiającego], e-mail: [E-mail zamawiającego], dalej „Zamawiający”.</w:t>
+        <w:t>Zawarto w [Miejscowość podpisania] dnia [Data dokumentu] pomiędzy: [Pełna nazwa prawna wykonawcy], adres: [Adres wykonawcy], NIP: [NIP wykonawcy — potwierdź podmiot], reprezentacja: [Osoba reprezentująca wykonawcę i podstawa umocowania], e-mail: kontakt@dawkoz.com, dalej „Wykonawca”, a [Pełna nazwa zamawiającego], adres: [Adres zamawiającego], NIP: [NIP zamawiającego], reprezentacja: [Reprezentant zamawiającego], e-mail: [E-mail zamawiającego], dalej „Zamawiający”.</w:t>
       </w:r>
     </w:p>
     <w:p>
@@ -181,7 +181,7 @@
       <w:pStyle w:val="Footer"/>
     </w:pPr>
     <w:r>
-      <w:t xml:space="preserve">WZÓR B2B • PROJEKT DO UZGODNIENIA • WERSJA 1.1  |  </w:t>
+      <w:t xml:space="preserve">WZÓR B2B • PROJEKT DO UZGODNIENIA • WERSJA 1.2  |  </w:t>
     </w:r>
     <w:fldSimple w:instr="PAGE"/>
   </w:p>
